--- a/public/assets/template/docx/surat_pernyataan_jejaka.docx
+++ b/public/assets/template/docx/surat_pernyataan_jejaka.docx
@@ -44,7 +44,7 @@
           <w:bCs/>
           <w:u w:val="single"/>
         </w:rPr>
-        <w:t xml:space="preserve">$NAMA_BARU2</w:t>
+        <w:t xml:space="preserve">${NAMA_BARU2}</w:t>
       </w:r>
     </w:p>
     <w:p>
@@ -60,47 +60,47 @@
         <w:pStyle w:val="BodyText"/>
       </w:pPr>
       <w:r>
-        <w:t xml:space="preserve">Nama : $NAMA</w:t>
-      </w:r>
-    </w:p>
-    <w:p>
-      <w:pPr>
-        <w:pStyle w:val="BodyText"/>
-      </w:pPr>
-      <w:r>
-        <w:t xml:space="preserve">Bin/Binti : $NAMA_AYAH</w:t>
-      </w:r>
-    </w:p>
-    <w:p>
-      <w:pPr>
-        <w:pStyle w:val="BodyText"/>
-      </w:pPr>
-      <w:r>
-        <w:t xml:space="preserve">Tempat tgl lahir : $TTL</w:t>
-      </w:r>
-    </w:p>
-    <w:p>
-      <w:pPr>
-        <w:pStyle w:val="BodyText"/>
-      </w:pPr>
-      <w:r>
-        <w:t xml:space="preserve">Agama : $AGAMA</w:t>
-      </w:r>
-    </w:p>
-    <w:p>
-      <w:pPr>
-        <w:pStyle w:val="BodyText"/>
-      </w:pPr>
-      <w:r>
-        <w:t xml:space="preserve">Pekerjaan : $PEKERJAAN</w:t>
-      </w:r>
-    </w:p>
-    <w:p>
-      <w:pPr>
-        <w:pStyle w:val="BodyText"/>
-      </w:pPr>
-      <w:r>
-        <w:t xml:space="preserve">Alamat : $ALAMAT</w:t>
+        <w:t xml:space="preserve">Nama : ${NAMA}</w:t>
+      </w:r>
+    </w:p>
+    <w:p>
+      <w:pPr>
+        <w:pStyle w:val="BodyText"/>
+      </w:pPr>
+      <w:r>
+        <w:t xml:space="preserve">Bin/Binti : ${NAMA_AYAH}</w:t>
+      </w:r>
+    </w:p>
+    <w:p>
+      <w:pPr>
+        <w:pStyle w:val="BodyText"/>
+      </w:pPr>
+      <w:r>
+        <w:t xml:space="preserve">Tempat tgl lahir : ${TTL}</w:t>
+      </w:r>
+    </w:p>
+    <w:p>
+      <w:pPr>
+        <w:pStyle w:val="BodyText"/>
+      </w:pPr>
+      <w:r>
+        <w:t xml:space="preserve">Agama : ${AGAMA}</w:t>
+      </w:r>
+    </w:p>
+    <w:p>
+      <w:pPr>
+        <w:pStyle w:val="BodyText"/>
+      </w:pPr>
+      <w:r>
+        <w:t xml:space="preserve">Pekerjaan : ${PEKERJAAN}</w:t>
+      </w:r>
+    </w:p>
+    <w:p>
+      <w:pPr>
+        <w:pStyle w:val="BodyText"/>
+      </w:pPr>
+      <w:r>
+        <w:t xml:space="preserve">Alamat : ${ALAMAT}</w:t>
       </w:r>
       <w:r>
         <w:t xml:space="preserve"> </w:t>
@@ -114,7 +114,7 @@
         <w:t xml:space="preserve"> </w:t>
       </w:r>
       <w:r>
-        <w:t xml:space="preserve">$NAMA_DES, Kapanewon $NAMA_KEC, Kabupaten $NAMA_KAB</w:t>
+        <w:t xml:space="preserve">${NAMA_DES}, Kapanewon ${NAMA_KEC}, Kabupaten ${NAMA_KAB}</w:t>
       </w:r>
     </w:p>
     <w:p>
@@ -132,13 +132,13 @@
           <w:i/>
           <w:iCs/>
         </w:rPr>
-        <w:t xml:space="preserve">“$NAMA_BARU1”</w:t>
+        <w:t xml:space="preserve">“${NAMA_BARU1}”</w:t>
       </w:r>
       <w:r>
         <w:t xml:space="preserve"> </w:t>
       </w:r>
       <w:r>
-        <w:t xml:space="preserve">Bahwa saya saat ini masih $NAMA_BARU2/ Belum Kawin .</w:t>
+        <w:t xml:space="preserve">Bahwa saya saat ini masih ${NAMA_BARU2}/ Belum Kawin .</w:t>
       </w:r>
     </w:p>
     <w:p>
@@ -154,7 +154,7 @@
         <w:pStyle w:val="BodyText"/>
       </w:pPr>
       <w:r>
-        <w:t xml:space="preserve">$NAMA_DES, $TGL_SURAT</w:t>
+        <w:t xml:space="preserve">${NAMA_DES}, ${TGL_SURAT}</w:t>
       </w:r>
     </w:p>
     <w:p>
@@ -178,7 +178,7 @@
         <w:pStyle w:val="BodyText"/>
       </w:pPr>
       <w:r>
-        <w:t xml:space="preserve">$NAMA</w:t>
+        <w:t xml:space="preserve">${NAMA}</w:t>
       </w:r>
     </w:p>
     <w:p>
@@ -205,15 +205,15 @@
         <w:pStyle w:val="BodyText"/>
       </w:pPr>
       <w:r>
-        <w:t xml:space="preserve">1. $SAKSI_BARU1 (……………………)</w:t>
-      </w:r>
-    </w:p>
-    <w:p>
-      <w:pPr>
-        <w:pStyle w:val="BodyText"/>
-      </w:pPr>
-      <w:r>
-        <w:t xml:space="preserve">2. $SAKSI_BARU2 (…………….………)</w:t>
+        <w:t xml:space="preserve">1. ${SAKSI_BARU1} (……………………)</w:t>
+      </w:r>
+    </w:p>
+    <w:p>
+      <w:pPr>
+        <w:pStyle w:val="BodyText"/>
+      </w:pPr>
+      <w:r>
+        <w:t xml:space="preserve">2. ${SAKSI_BARU2} (…………….………)</w:t>
       </w:r>
     </w:p>
     <w:sectPr>
